--- a/Reports/AI Drone Project Report Kyle.docx
+++ b/Reports/AI Drone Project Report Kyle.docx
@@ -138,7 +138,29 @@
                 <w:sz w:val="28"/>
                 <w:szCs w:val="28"/>
               </w:rPr>
-              <w:t>KyleDonovan69 &amp; Josh-Alsybury (50/50 work split)</w:t>
+              <w:t>KyleDonovan69 &amp; Josh-</w:t>
+            </w:r>
+            <w:proofErr w:type="spellStart"/>
+            <w:r>
+              <w:rPr>
+                <w:rFonts w:eastAsiaTheme="majorEastAsia" w:cstheme="minorHAnsi"/>
+                <w:spacing w:val="-10"/>
+                <w:kern w:val="28"/>
+                <w:sz w:val="28"/>
+                <w:szCs w:val="28"/>
+              </w:rPr>
+              <w:t>Alsybury</w:t>
+            </w:r>
+            <w:proofErr w:type="spellEnd"/>
+            <w:r>
+              <w:rPr>
+                <w:rFonts w:eastAsiaTheme="majorEastAsia" w:cstheme="minorHAnsi"/>
+                <w:spacing w:val="-10"/>
+                <w:kern w:val="28"/>
+                <w:sz w:val="28"/>
+                <w:szCs w:val="28"/>
+              </w:rPr>
+              <w:t xml:space="preserve"> (50/50 work split)</w:t>
             </w:r>
           </w:p>
         </w:tc>
@@ -547,15 +569,27 @@
         </w:rPr>
         <w:t>‘</w:t>
       </w:r>
-      <w:r>
-        <w:rPr>
-          <w:rFonts w:eastAsiaTheme="majorEastAsia" w:cstheme="minorHAnsi"/>
-          <w:spacing w:val="-10"/>
-          <w:kern w:val="28"/>
-          <w:sz w:val="28"/>
-          <w:szCs w:val="28"/>
-        </w:rPr>
-        <w:t>MediaPipe Hands</w:t>
+      <w:proofErr w:type="spellStart"/>
+      <w:r>
+        <w:rPr>
+          <w:rFonts w:eastAsiaTheme="majorEastAsia" w:cstheme="minorHAnsi"/>
+          <w:spacing w:val="-10"/>
+          <w:kern w:val="28"/>
+          <w:sz w:val="28"/>
+          <w:szCs w:val="28"/>
+        </w:rPr>
+        <w:t>MediaPipe</w:t>
+      </w:r>
+      <w:proofErr w:type="spellEnd"/>
+      <w:r>
+        <w:rPr>
+          <w:rFonts w:eastAsiaTheme="majorEastAsia" w:cstheme="minorHAnsi"/>
+          <w:spacing w:val="-10"/>
+          <w:kern w:val="28"/>
+          <w:sz w:val="28"/>
+          <w:szCs w:val="28"/>
+        </w:rPr>
+        <w:t xml:space="preserve"> Hands</w:t>
       </w:r>
       <w:r>
         <w:rPr>
@@ -722,7 +756,27 @@
           <w:sz w:val="28"/>
           <w:szCs w:val="28"/>
         </w:rPr>
-        <w:t>Open Palm (hover)</w:t>
+        <w:t>Open Palm (</w:t>
+      </w:r>
+      <w:r>
+        <w:rPr>
+          <w:rFonts w:eastAsiaTheme="majorEastAsia" w:cstheme="minorHAnsi"/>
+          <w:spacing w:val="-10"/>
+          <w:kern w:val="28"/>
+          <w:sz w:val="28"/>
+          <w:szCs w:val="28"/>
+        </w:rPr>
+        <w:t>take-off if landed, hover if in air</w:t>
+      </w:r>
+      <w:r>
+        <w:rPr>
+          <w:rFonts w:eastAsiaTheme="majorEastAsia" w:cstheme="minorHAnsi"/>
+          <w:spacing w:val="-10"/>
+          <w:kern w:val="28"/>
+          <w:sz w:val="28"/>
+          <w:szCs w:val="28"/>
+        </w:rPr>
+        <w:t>)</w:t>
       </w:r>
     </w:p>
     <w:p>
@@ -955,7 +1009,29 @@
           <w:sz w:val="28"/>
           <w:szCs w:val="28"/>
         </w:rPr>
-        <w:t xml:space="preserve">We also added a 15-frame buffer so the drone doesn't react to </w:t>
+        <w:t xml:space="preserve">We also added a 15-frame </w:t>
+      </w:r>
+      <w:proofErr w:type="gramStart"/>
+      <w:r>
+        <w:rPr>
+          <w:rFonts w:eastAsiaTheme="majorEastAsia" w:cstheme="minorHAnsi"/>
+          <w:spacing w:val="-10"/>
+          <w:kern w:val="28"/>
+          <w:sz w:val="28"/>
+          <w:szCs w:val="28"/>
+        </w:rPr>
+        <w:t>buffer</w:t>
+      </w:r>
+      <w:proofErr w:type="gramEnd"/>
+      <w:r>
+        <w:rPr>
+          <w:rFonts w:eastAsiaTheme="majorEastAsia" w:cstheme="minorHAnsi"/>
+          <w:spacing w:val="-10"/>
+          <w:kern w:val="28"/>
+          <w:sz w:val="28"/>
+          <w:szCs w:val="28"/>
+        </w:rPr>
+        <w:t xml:space="preserve"> so the drone doesn't react to </w:t>
       </w:r>
       <w:r>
         <w:rPr>
@@ -1026,7 +1102,29 @@
           <w:sz w:val="28"/>
           <w:szCs w:val="28"/>
         </w:rPr>
-        <w:t xml:space="preserve"> MediaPipe Pose to track a person's shoulders and hips. </w:t>
+        <w:t xml:space="preserve"> </w:t>
+      </w:r>
+      <w:proofErr w:type="spellStart"/>
+      <w:r>
+        <w:rPr>
+          <w:rFonts w:eastAsiaTheme="majorEastAsia" w:cstheme="minorHAnsi"/>
+          <w:spacing w:val="-10"/>
+          <w:kern w:val="28"/>
+          <w:sz w:val="28"/>
+          <w:szCs w:val="28"/>
+        </w:rPr>
+        <w:t>MediaPipe</w:t>
+      </w:r>
+      <w:proofErr w:type="spellEnd"/>
+      <w:r>
+        <w:rPr>
+          <w:rFonts w:eastAsiaTheme="majorEastAsia" w:cstheme="minorHAnsi"/>
+          <w:spacing w:val="-10"/>
+          <w:kern w:val="28"/>
+          <w:sz w:val="28"/>
+          <w:szCs w:val="28"/>
+        </w:rPr>
+        <w:t xml:space="preserve"> Pose to track a person's shoulders and hips. </w:t>
       </w:r>
     </w:p>
     <w:p>
@@ -1067,7 +1165,29 @@
           <w:sz w:val="28"/>
           <w:szCs w:val="28"/>
         </w:rPr>
-        <w:t xml:space="preserve">moves up or down based on where they are in frame, and goes forward or back based on how </w:t>
+        <w:t xml:space="preserve">moves up or down based on where they are in </w:t>
+      </w:r>
+      <w:proofErr w:type="gramStart"/>
+      <w:r>
+        <w:rPr>
+          <w:rFonts w:eastAsiaTheme="majorEastAsia" w:cstheme="minorHAnsi"/>
+          <w:spacing w:val="-10"/>
+          <w:kern w:val="28"/>
+          <w:sz w:val="28"/>
+          <w:szCs w:val="28"/>
+        </w:rPr>
+        <w:t>frame, and</w:t>
+      </w:r>
+      <w:proofErr w:type="gramEnd"/>
+      <w:r>
+        <w:rPr>
+          <w:rFonts w:eastAsiaTheme="majorEastAsia" w:cstheme="minorHAnsi"/>
+          <w:spacing w:val="-10"/>
+          <w:kern w:val="28"/>
+          <w:sz w:val="28"/>
+          <w:szCs w:val="28"/>
+        </w:rPr>
+        <w:t xml:space="preserve"> goes forward or back based on how </w:t>
       </w:r>
       <w:r>
         <w:rPr>
@@ -1141,6 +1261,27 @@
           <w:szCs w:val="28"/>
         </w:rPr>
       </w:pPr>
+      <w:r>
+        <w:rPr>
+          <w:rFonts w:eastAsiaTheme="majorEastAsia" w:cstheme="minorHAnsi"/>
+          <w:spacing w:val="-10"/>
+          <w:kern w:val="28"/>
+          <w:sz w:val="28"/>
+          <w:szCs w:val="28"/>
+        </w:rPr>
+        <w:t>If the drone loses its target while following it will start looking left and right until someone comes back into frame.</w:t>
+      </w:r>
+    </w:p>
+    <w:p>
+      <w:pPr>
+        <w:rPr>
+          <w:rFonts w:eastAsiaTheme="majorEastAsia" w:cstheme="minorHAnsi"/>
+          <w:spacing w:val="-10"/>
+          <w:kern w:val="28"/>
+          <w:sz w:val="28"/>
+          <w:szCs w:val="28"/>
+        </w:rPr>
+      </w:pPr>
     </w:p>
     <w:p>
       <w:pPr>
@@ -1190,49 +1331,115 @@
           <w:sz w:val="28"/>
           <w:szCs w:val="28"/>
         </w:rPr>
-        <w:t xml:space="preserve">It works in stages: first it does a loose detection to find anything roughly the right colour, then approaches, then does a strict check where it has to hover for a second and confirm the target is at least 45% green. </w:t>
-      </w:r>
-    </w:p>
-    <w:p>
-      <w:pPr>
-        <w:rPr>
-          <w:rFonts w:eastAsiaTheme="majorEastAsia" w:cstheme="minorHAnsi"/>
-          <w:spacing w:val="-10"/>
-          <w:kern w:val="28"/>
-          <w:sz w:val="28"/>
-          <w:szCs w:val="28"/>
-        </w:rPr>
-      </w:pPr>
-      <w:r>
-        <w:rPr>
-          <w:rFonts w:eastAsiaTheme="majorEastAsia" w:cstheme="minorHAnsi"/>
-          <w:spacing w:val="-10"/>
-          <w:kern w:val="28"/>
-          <w:sz w:val="28"/>
-          <w:szCs w:val="28"/>
-        </w:rPr>
-        <w:t xml:space="preserve">If it loses the target it runs a square patrol pattern, doing a full 360 scan at each corner. </w:t>
-      </w:r>
-    </w:p>
-    <w:p>
-      <w:pPr>
-        <w:rPr>
-          <w:rFonts w:eastAsiaTheme="majorEastAsia" w:cstheme="minorHAnsi"/>
-          <w:spacing w:val="-10"/>
-          <w:kern w:val="28"/>
-          <w:sz w:val="28"/>
-          <w:szCs w:val="28"/>
-        </w:rPr>
-      </w:pPr>
-      <w:r>
-        <w:rPr>
-          <w:rFonts w:eastAsiaTheme="majorEastAsia" w:cstheme="minorHAnsi"/>
-          <w:spacing w:val="-10"/>
-          <w:kern w:val="28"/>
-          <w:sz w:val="28"/>
-          <w:szCs w:val="28"/>
-        </w:rPr>
-        <w:t>We also filter by aspect ratio so it doesn't get fooled by things like green bags.</w:t>
+        <w:t xml:space="preserve">It works in stages: first it does a loose detection to find anything roughly the right colour, then approaches, then does a strict check where it </w:t>
+      </w:r>
+      <w:proofErr w:type="gramStart"/>
+      <w:r>
+        <w:rPr>
+          <w:rFonts w:eastAsiaTheme="majorEastAsia" w:cstheme="minorHAnsi"/>
+          <w:spacing w:val="-10"/>
+          <w:kern w:val="28"/>
+          <w:sz w:val="28"/>
+          <w:szCs w:val="28"/>
+        </w:rPr>
+        <w:t>has to</w:t>
+      </w:r>
+      <w:proofErr w:type="gramEnd"/>
+      <w:r>
+        <w:rPr>
+          <w:rFonts w:eastAsiaTheme="majorEastAsia" w:cstheme="minorHAnsi"/>
+          <w:spacing w:val="-10"/>
+          <w:kern w:val="28"/>
+          <w:sz w:val="28"/>
+          <w:szCs w:val="28"/>
+        </w:rPr>
+        <w:t xml:space="preserve"> hover for a second and confirm the target is at least 45% green. </w:t>
+      </w:r>
+    </w:p>
+    <w:p>
+      <w:pPr>
+        <w:rPr>
+          <w:rFonts w:eastAsiaTheme="majorEastAsia" w:cstheme="minorHAnsi"/>
+          <w:spacing w:val="-10"/>
+          <w:kern w:val="28"/>
+          <w:sz w:val="28"/>
+          <w:szCs w:val="28"/>
+        </w:rPr>
+      </w:pPr>
+      <w:r>
+        <w:rPr>
+          <w:rFonts w:eastAsiaTheme="majorEastAsia" w:cstheme="minorHAnsi"/>
+          <w:spacing w:val="-10"/>
+          <w:kern w:val="28"/>
+          <w:sz w:val="28"/>
+          <w:szCs w:val="28"/>
+        </w:rPr>
+        <w:t xml:space="preserve">If it loses the </w:t>
+      </w:r>
+      <w:proofErr w:type="gramStart"/>
+      <w:r>
+        <w:rPr>
+          <w:rFonts w:eastAsiaTheme="majorEastAsia" w:cstheme="minorHAnsi"/>
+          <w:spacing w:val="-10"/>
+          <w:kern w:val="28"/>
+          <w:sz w:val="28"/>
+          <w:szCs w:val="28"/>
+        </w:rPr>
+        <w:t>target</w:t>
+      </w:r>
+      <w:proofErr w:type="gramEnd"/>
+      <w:r>
+        <w:rPr>
+          <w:rFonts w:eastAsiaTheme="majorEastAsia" w:cstheme="minorHAnsi"/>
+          <w:spacing w:val="-10"/>
+          <w:kern w:val="28"/>
+          <w:sz w:val="28"/>
+          <w:szCs w:val="28"/>
+        </w:rPr>
+        <w:t xml:space="preserve"> it runs a square patrol pattern, doing a full 360 scan at each corner. </w:t>
+      </w:r>
+    </w:p>
+    <w:p>
+      <w:pPr>
+        <w:rPr>
+          <w:rFonts w:eastAsiaTheme="majorEastAsia" w:cstheme="minorHAnsi"/>
+          <w:spacing w:val="-10"/>
+          <w:kern w:val="28"/>
+          <w:sz w:val="28"/>
+          <w:szCs w:val="28"/>
+        </w:rPr>
+      </w:pPr>
+      <w:r>
+        <w:rPr>
+          <w:rFonts w:eastAsiaTheme="majorEastAsia" w:cstheme="minorHAnsi"/>
+          <w:spacing w:val="-10"/>
+          <w:kern w:val="28"/>
+          <w:sz w:val="28"/>
+          <w:szCs w:val="28"/>
+        </w:rPr>
+        <w:t xml:space="preserve">We also filter by aspect </w:t>
+      </w:r>
+      <w:proofErr w:type="gramStart"/>
+      <w:r>
+        <w:rPr>
+          <w:rFonts w:eastAsiaTheme="majorEastAsia" w:cstheme="minorHAnsi"/>
+          <w:spacing w:val="-10"/>
+          <w:kern w:val="28"/>
+          <w:sz w:val="28"/>
+          <w:szCs w:val="28"/>
+        </w:rPr>
+        <w:t>ratio</w:t>
+      </w:r>
+      <w:proofErr w:type="gramEnd"/>
+      <w:r>
+        <w:rPr>
+          <w:rFonts w:eastAsiaTheme="majorEastAsia" w:cstheme="minorHAnsi"/>
+          <w:spacing w:val="-10"/>
+          <w:kern w:val="28"/>
+          <w:sz w:val="28"/>
+          <w:szCs w:val="28"/>
+        </w:rPr>
+        <w:t xml:space="preserve"> so it doesn't get fooled by things like green bags.</w:t>
       </w:r>
     </w:p>
     <w:p>
@@ -1273,6 +1480,7 @@
           <w:sz w:val="28"/>
           <w:szCs w:val="28"/>
         </w:rPr>
+        <w:lastRenderedPageBreak/>
         <w:t xml:space="preserve">Every RC command the drone sends gets saved as a breadcrumb (left/right, forward/back, up/down, yaw, and duration). </w:t>
       </w:r>
     </w:p>
@@ -1294,7 +1502,6 @@
           <w:sz w:val="28"/>
           <w:szCs w:val="28"/>
         </w:rPr>
-        <w:lastRenderedPageBreak/>
         <w:t xml:space="preserve">When you hit RECALL HOME it plays those back in reverse at 60% speed, skipping yaw and up/down to avoid compounding any drift. </w:t>
       </w:r>
     </w:p>
@@ -1387,8 +1594,20 @@
           <w:sz w:val="28"/>
           <w:szCs w:val="28"/>
         </w:rPr>
-        <w:t xml:space="preserve"> outside of class and didn’t have 300 euro to buy one</w:t>
-      </w:r>
+        <w:t xml:space="preserve"> outside of class and didn’t have 300 euro to buy </w:t>
+      </w:r>
+      <w:proofErr w:type="gramStart"/>
+      <w:r>
+        <w:rPr>
+          <w:rFonts w:eastAsiaTheme="majorEastAsia" w:cstheme="minorHAnsi"/>
+          <w:spacing w:val="-10"/>
+          <w:kern w:val="28"/>
+          <w:sz w:val="28"/>
+          <w:szCs w:val="28"/>
+        </w:rPr>
+        <w:t>one</w:t>
+      </w:r>
+      <w:proofErr w:type="gramEnd"/>
       <w:r>
         <w:rPr>
           <w:rFonts w:eastAsiaTheme="majorEastAsia" w:cstheme="minorHAnsi"/>
@@ -1478,7 +1697,29 @@
           <w:sz w:val="28"/>
           <w:szCs w:val="28"/>
         </w:rPr>
-        <w:t xml:space="preserve"> just prints all the RC commands to the terminal instead of actually sending them. </w:t>
+        <w:t xml:space="preserve"> just prints all the RC commands to the terminal instead of </w:t>
+      </w:r>
+      <w:proofErr w:type="gramStart"/>
+      <w:r>
+        <w:rPr>
+          <w:rFonts w:eastAsiaTheme="majorEastAsia" w:cstheme="minorHAnsi"/>
+          <w:spacing w:val="-10"/>
+          <w:kern w:val="28"/>
+          <w:sz w:val="28"/>
+          <w:szCs w:val="28"/>
+        </w:rPr>
+        <w:t>actually sending</w:t>
+      </w:r>
+      <w:proofErr w:type="gramEnd"/>
+      <w:r>
+        <w:rPr>
+          <w:rFonts w:eastAsiaTheme="majorEastAsia" w:cstheme="minorHAnsi"/>
+          <w:spacing w:val="-10"/>
+          <w:kern w:val="28"/>
+          <w:sz w:val="28"/>
+          <w:szCs w:val="28"/>
+        </w:rPr>
+        <w:t xml:space="preserve"> them. </w:t>
       </w:r>
     </w:p>
     <w:p>
@@ -1540,49 +1781,115 @@
           <w:sz w:val="28"/>
           <w:szCs w:val="28"/>
         </w:rPr>
-        <w:t xml:space="preserve">We used Tkinter for the GUI, with a live video panel, manual control buttons, and toggles for each mode. </w:t>
-      </w:r>
-    </w:p>
-    <w:p>
-      <w:pPr>
-        <w:rPr>
-          <w:rFonts w:eastAsiaTheme="majorEastAsia" w:cstheme="minorHAnsi"/>
-          <w:spacing w:val="-10"/>
-          <w:kern w:val="28"/>
-          <w:sz w:val="28"/>
-          <w:szCs w:val="28"/>
-        </w:rPr>
-      </w:pPr>
-      <w:r>
-        <w:rPr>
-          <w:rFonts w:eastAsiaTheme="majorEastAsia" w:cstheme="minorHAnsi"/>
-          <w:spacing w:val="-10"/>
-          <w:kern w:val="28"/>
-          <w:sz w:val="28"/>
-          <w:szCs w:val="28"/>
-        </w:rPr>
-        <w:t xml:space="preserve">Background threading keeps the video feed separate from the command loop so the interface stays responsive. </w:t>
-      </w:r>
-    </w:p>
-    <w:p>
-      <w:pPr>
-        <w:rPr>
-          <w:rFonts w:eastAsiaTheme="majorEastAsia" w:cstheme="minorHAnsi"/>
-          <w:spacing w:val="-10"/>
-          <w:kern w:val="28"/>
-          <w:sz w:val="28"/>
-          <w:szCs w:val="28"/>
-        </w:rPr>
-      </w:pPr>
-      <w:r>
-        <w:rPr>
-          <w:rFonts w:eastAsiaTheme="majorEastAsia" w:cstheme="minorHAnsi"/>
-          <w:spacing w:val="-10"/>
-          <w:kern w:val="28"/>
-          <w:sz w:val="28"/>
-          <w:szCs w:val="28"/>
-        </w:rPr>
-        <w:t>The whole codebase was set up from the start to keep things separate, the gesture training pipeline, drone app, simulator, and person follower all live as their own modules so you can work on one without breaking another.</w:t>
+        <w:t xml:space="preserve">We used </w:t>
+      </w:r>
+      <w:proofErr w:type="spellStart"/>
+      <w:r>
+        <w:rPr>
+          <w:rFonts w:eastAsiaTheme="majorEastAsia" w:cstheme="minorHAnsi"/>
+          <w:spacing w:val="-10"/>
+          <w:kern w:val="28"/>
+          <w:sz w:val="28"/>
+          <w:szCs w:val="28"/>
+        </w:rPr>
+        <w:t>Tkinter</w:t>
+      </w:r>
+      <w:proofErr w:type="spellEnd"/>
+      <w:r>
+        <w:rPr>
+          <w:rFonts w:eastAsiaTheme="majorEastAsia" w:cstheme="minorHAnsi"/>
+          <w:spacing w:val="-10"/>
+          <w:kern w:val="28"/>
+          <w:sz w:val="28"/>
+          <w:szCs w:val="28"/>
+        </w:rPr>
+        <w:t xml:space="preserve"> for the GUI, with a live video panel, manual control buttons, and toggles for each mode. </w:t>
+      </w:r>
+    </w:p>
+    <w:p>
+      <w:pPr>
+        <w:rPr>
+          <w:rFonts w:eastAsiaTheme="majorEastAsia" w:cstheme="minorHAnsi"/>
+          <w:spacing w:val="-10"/>
+          <w:kern w:val="28"/>
+          <w:sz w:val="28"/>
+          <w:szCs w:val="28"/>
+        </w:rPr>
+      </w:pPr>
+      <w:r>
+        <w:rPr>
+          <w:rFonts w:eastAsiaTheme="majorEastAsia" w:cstheme="minorHAnsi"/>
+          <w:spacing w:val="-10"/>
+          <w:kern w:val="28"/>
+          <w:sz w:val="28"/>
+          <w:szCs w:val="28"/>
+        </w:rPr>
+        <w:t xml:space="preserve">Background threading keeps the video feed separate from the command </w:t>
+      </w:r>
+      <w:proofErr w:type="gramStart"/>
+      <w:r>
+        <w:rPr>
+          <w:rFonts w:eastAsiaTheme="majorEastAsia" w:cstheme="minorHAnsi"/>
+          <w:spacing w:val="-10"/>
+          <w:kern w:val="28"/>
+          <w:sz w:val="28"/>
+          <w:szCs w:val="28"/>
+        </w:rPr>
+        <w:t>loop</w:t>
+      </w:r>
+      <w:proofErr w:type="gramEnd"/>
+      <w:r>
+        <w:rPr>
+          <w:rFonts w:eastAsiaTheme="majorEastAsia" w:cstheme="minorHAnsi"/>
+          <w:spacing w:val="-10"/>
+          <w:kern w:val="28"/>
+          <w:sz w:val="28"/>
+          <w:szCs w:val="28"/>
+        </w:rPr>
+        <w:t xml:space="preserve"> so the interface stays responsive. </w:t>
+      </w:r>
+    </w:p>
+    <w:p>
+      <w:pPr>
+        <w:rPr>
+          <w:rFonts w:eastAsiaTheme="majorEastAsia" w:cstheme="minorHAnsi"/>
+          <w:spacing w:val="-10"/>
+          <w:kern w:val="28"/>
+          <w:sz w:val="28"/>
+          <w:szCs w:val="28"/>
+        </w:rPr>
+      </w:pPr>
+      <w:r>
+        <w:rPr>
+          <w:rFonts w:eastAsiaTheme="majorEastAsia" w:cstheme="minorHAnsi"/>
+          <w:spacing w:val="-10"/>
+          <w:kern w:val="28"/>
+          <w:sz w:val="28"/>
+          <w:szCs w:val="28"/>
+        </w:rPr>
+        <w:t xml:space="preserve">The whole codebase was set up from the start to keep things </w:t>
+      </w:r>
+      <w:proofErr w:type="gramStart"/>
+      <w:r>
+        <w:rPr>
+          <w:rFonts w:eastAsiaTheme="majorEastAsia" w:cstheme="minorHAnsi"/>
+          <w:spacing w:val="-10"/>
+          <w:kern w:val="28"/>
+          <w:sz w:val="28"/>
+          <w:szCs w:val="28"/>
+        </w:rPr>
+        <w:t>separate,</w:t>
+      </w:r>
+      <w:proofErr w:type="gramEnd"/>
+      <w:r>
+        <w:rPr>
+          <w:rFonts w:eastAsiaTheme="majorEastAsia" w:cstheme="minorHAnsi"/>
+          <w:spacing w:val="-10"/>
+          <w:kern w:val="28"/>
+          <w:sz w:val="28"/>
+          <w:szCs w:val="28"/>
+        </w:rPr>
+        <w:t xml:space="preserve"> the gesture training pipeline, drone app, simulator, and person follower all live as their own modules so you can work on one without breaking another.</w:t>
       </w:r>
     </w:p>
     <w:p>
@@ -1669,17 +1976,8 @@
           <w:sz w:val="28"/>
           <w:szCs w:val="28"/>
         </w:rPr>
-        <w:t>The c</w:t>
-      </w:r>
-      <w:r>
-        <w:rPr>
-          <w:rFonts w:eastAsiaTheme="majorEastAsia" w:cstheme="minorHAnsi"/>
-          <w:spacing w:val="-10"/>
-          <w:kern w:val="28"/>
-          <w:sz w:val="28"/>
-          <w:szCs w:val="28"/>
-        </w:rPr>
-        <w:t xml:space="preserve">ommands are capped at 7Hz to stop the queue from overflowing. </w:t>
+        <w:lastRenderedPageBreak/>
+        <w:t>Battery level of drone is displayed in the HUD.</w:t>
       </w:r>
     </w:p>
     <w:p>
@@ -1705,7 +2003,65 @@
           <w:sz w:val="28"/>
           <w:szCs w:val="28"/>
         </w:rPr>
-        <w:t>If the drone loses its target it just hovers</w:t>
+        <w:t>The c</w:t>
+      </w:r>
+      <w:r>
+        <w:rPr>
+          <w:rFonts w:eastAsiaTheme="majorEastAsia" w:cstheme="minorHAnsi"/>
+          <w:spacing w:val="-10"/>
+          <w:kern w:val="28"/>
+          <w:sz w:val="28"/>
+          <w:szCs w:val="28"/>
+        </w:rPr>
+        <w:t xml:space="preserve">ommands are capped at 7Hz to stop the queue from overflowing. </w:t>
+      </w:r>
+    </w:p>
+    <w:p>
+      <w:pPr>
+        <w:pStyle w:val="ListParagraph"/>
+        <w:numPr>
+          <w:ilvl w:val="0"/>
+          <w:numId w:val="5"/>
+        </w:numPr>
+        <w:rPr>
+          <w:rFonts w:eastAsiaTheme="majorEastAsia" w:cstheme="minorHAnsi"/>
+          <w:spacing w:val="-10"/>
+          <w:kern w:val="28"/>
+          <w:sz w:val="28"/>
+          <w:szCs w:val="28"/>
+        </w:rPr>
+      </w:pPr>
+      <w:r>
+        <w:rPr>
+          <w:rFonts w:eastAsiaTheme="majorEastAsia" w:cstheme="minorHAnsi"/>
+          <w:spacing w:val="-10"/>
+          <w:kern w:val="28"/>
+          <w:sz w:val="28"/>
+          <w:szCs w:val="28"/>
+        </w:rPr>
+        <w:t xml:space="preserve">If the drone loses its </w:t>
+      </w:r>
+      <w:proofErr w:type="gramStart"/>
+      <w:r>
+        <w:rPr>
+          <w:rFonts w:eastAsiaTheme="majorEastAsia" w:cstheme="minorHAnsi"/>
+          <w:spacing w:val="-10"/>
+          <w:kern w:val="28"/>
+          <w:sz w:val="28"/>
+          <w:szCs w:val="28"/>
+        </w:rPr>
+        <w:t>target</w:t>
+      </w:r>
+      <w:proofErr w:type="gramEnd"/>
+      <w:r>
+        <w:rPr>
+          <w:rFonts w:eastAsiaTheme="majorEastAsia" w:cstheme="minorHAnsi"/>
+          <w:spacing w:val="-10"/>
+          <w:kern w:val="28"/>
+          <w:sz w:val="28"/>
+          <w:szCs w:val="28"/>
+        </w:rPr>
+        <w:t xml:space="preserve"> it just hovers</w:t>
       </w:r>
       <w:r>
         <w:rPr>
@@ -1746,7 +2102,6 @@
           <w:sz w:val="28"/>
           <w:szCs w:val="28"/>
         </w:rPr>
-        <w:lastRenderedPageBreak/>
         <w:t xml:space="preserve">There's also the RECALL HOME kill switch and you can </w:t>
       </w:r>
       <w:r>
@@ -1797,7 +2152,29 @@
           <w:sz w:val="28"/>
           <w:szCs w:val="28"/>
         </w:rPr>
-        <w:t xml:space="preserve"> it actually hurts quite a bit</w:t>
+        <w:t xml:space="preserve"> it </w:t>
+      </w:r>
+      <w:proofErr w:type="gramStart"/>
+      <w:r>
+        <w:rPr>
+          <w:rFonts w:eastAsiaTheme="majorEastAsia" w:cstheme="minorHAnsi"/>
+          <w:spacing w:val="-10"/>
+          <w:kern w:val="28"/>
+          <w:sz w:val="28"/>
+          <w:szCs w:val="28"/>
+        </w:rPr>
+        <w:t>actually hurts</w:t>
+      </w:r>
+      <w:proofErr w:type="gramEnd"/>
+      <w:r>
+        <w:rPr>
+          <w:rFonts w:eastAsiaTheme="majorEastAsia" w:cstheme="minorHAnsi"/>
+          <w:spacing w:val="-10"/>
+          <w:kern w:val="28"/>
+          <w:sz w:val="28"/>
+          <w:szCs w:val="28"/>
+        </w:rPr>
+        <w:t xml:space="preserve"> quite a bit</w:t>
       </w:r>
       <w:r>
         <w:rPr>
@@ -1871,7 +2248,29 @@
           <w:sz w:val="28"/>
           <w:szCs w:val="28"/>
         </w:rPr>
-        <w:t xml:space="preserve">We ended up with a fully working multi-mode drone system that actually does what we set out to </w:t>
+        <w:t xml:space="preserve">We ended up with a fully working multi-mode drone system that </w:t>
+      </w:r>
+      <w:proofErr w:type="gramStart"/>
+      <w:r>
+        <w:rPr>
+          <w:rFonts w:eastAsiaTheme="majorEastAsia" w:cstheme="minorHAnsi"/>
+          <w:spacing w:val="-10"/>
+          <w:kern w:val="28"/>
+          <w:sz w:val="28"/>
+          <w:szCs w:val="28"/>
+        </w:rPr>
+        <w:t>actually does</w:t>
+      </w:r>
+      <w:proofErr w:type="gramEnd"/>
+      <w:r>
+        <w:rPr>
+          <w:rFonts w:eastAsiaTheme="majorEastAsia" w:cstheme="minorHAnsi"/>
+          <w:spacing w:val="-10"/>
+          <w:kern w:val="28"/>
+          <w:sz w:val="28"/>
+          <w:szCs w:val="28"/>
+        </w:rPr>
+        <w:t xml:space="preserve"> what we set out to </w:t>
       </w:r>
       <w:r>
         <w:rPr>
@@ -1914,6 +2313,7 @@
         </w:rPr>
         <w:t xml:space="preserve">All four modes ran </w:t>
       </w:r>
+      <w:proofErr w:type="gramStart"/>
       <w:r>
         <w:rPr>
           <w:rFonts w:eastAsiaTheme="majorEastAsia" w:cstheme="minorHAnsi"/>
@@ -1932,7 +2332,18 @@
           <w:sz w:val="28"/>
           <w:szCs w:val="28"/>
         </w:rPr>
-        <w:t>reliably in lab conditions and the whole thing is accessible from one GUI.</w:t>
+        <w:t>reliably</w:t>
+      </w:r>
+      <w:proofErr w:type="gramEnd"/>
+      <w:r>
+        <w:rPr>
+          <w:rFonts w:eastAsiaTheme="majorEastAsia" w:cstheme="minorHAnsi"/>
+          <w:spacing w:val="-10"/>
+          <w:kern w:val="28"/>
+          <w:sz w:val="28"/>
+          <w:szCs w:val="28"/>
+        </w:rPr>
+        <w:t xml:space="preserve"> in lab conditions and the whole thing is accessible from one GUI.</w:t>
       </w:r>
     </w:p>
     <w:p>
@@ -2055,17 +2466,51 @@
           <w:sz w:val="28"/>
           <w:szCs w:val="28"/>
         </w:rPr>
-        <w:t>The drone tracks a walking person pretty smoothly</w:t>
-      </w:r>
-      <w:r>
-        <w:rPr>
-          <w:rFonts w:eastAsiaTheme="majorEastAsia" w:cstheme="minorHAnsi"/>
-          <w:spacing w:val="-10"/>
-          <w:kern w:val="28"/>
-          <w:sz w:val="28"/>
-          <w:szCs w:val="28"/>
-        </w:rPr>
-        <w:t xml:space="preserve"> and also follows them up and down if they crouch. </w:t>
+        <w:t xml:space="preserve">The drone tracks a walking person </w:t>
+      </w:r>
+      <w:proofErr w:type="gramStart"/>
+      <w:r>
+        <w:rPr>
+          <w:rFonts w:eastAsiaTheme="majorEastAsia" w:cstheme="minorHAnsi"/>
+          <w:spacing w:val="-10"/>
+          <w:kern w:val="28"/>
+          <w:sz w:val="28"/>
+          <w:szCs w:val="28"/>
+        </w:rPr>
+        <w:t>pretty smoothly</w:t>
+      </w:r>
+      <w:proofErr w:type="gramEnd"/>
+      <w:r>
+        <w:rPr>
+          <w:rFonts w:eastAsiaTheme="majorEastAsia" w:cstheme="minorHAnsi"/>
+          <w:spacing w:val="-10"/>
+          <w:kern w:val="28"/>
+          <w:sz w:val="28"/>
+          <w:szCs w:val="28"/>
+        </w:rPr>
+        <w:t xml:space="preserve"> </w:t>
+      </w:r>
+      <w:proofErr w:type="gramStart"/>
+      <w:r>
+        <w:rPr>
+          <w:rFonts w:eastAsiaTheme="majorEastAsia" w:cstheme="minorHAnsi"/>
+          <w:spacing w:val="-10"/>
+          <w:kern w:val="28"/>
+          <w:sz w:val="28"/>
+          <w:szCs w:val="28"/>
+        </w:rPr>
+        <w:t>and also</w:t>
+      </w:r>
+      <w:proofErr w:type="gramEnd"/>
+      <w:r>
+        <w:rPr>
+          <w:rFonts w:eastAsiaTheme="majorEastAsia" w:cstheme="minorHAnsi"/>
+          <w:spacing w:val="-10"/>
+          <w:kern w:val="28"/>
+          <w:sz w:val="28"/>
+          <w:szCs w:val="28"/>
+        </w:rPr>
+        <w:t xml:space="preserve"> follows them up and down if they crouch. </w:t>
       </w:r>
     </w:p>
     <w:p>
@@ -2139,28 +2584,6 @@
         </w:rPr>
         <w:t xml:space="preserve"> we had early on.</w:t>
       </w:r>
-    </w:p>
-    <w:p>
-      <w:pPr>
-        <w:rPr>
-          <w:rFonts w:eastAsiaTheme="majorEastAsia" w:cstheme="minorHAnsi"/>
-          <w:spacing w:val="-10"/>
-          <w:kern w:val="28"/>
-          <w:sz w:val="28"/>
-          <w:szCs w:val="28"/>
-        </w:rPr>
-      </w:pPr>
-    </w:p>
-    <w:p>
-      <w:pPr>
-        <w:rPr>
-          <w:rFonts w:eastAsiaTheme="majorEastAsia" w:cstheme="minorHAnsi"/>
-          <w:spacing w:val="-10"/>
-          <w:kern w:val="28"/>
-          <w:sz w:val="28"/>
-          <w:szCs w:val="28"/>
-        </w:rPr>
-      </w:pPr>
     </w:p>
     <w:p>
       <w:pPr>
@@ -2678,7 +3101,51 @@
           <w:sz w:val="28"/>
           <w:szCs w:val="28"/>
         </w:rPr>
-        <w:t>The original C++ H.264 decoder broke on Windows with Python 3.10, we had to swap it out for PyAV.</w:t>
+        <w:t xml:space="preserve">The original C++ H.264 decoder broke on Windows with Python </w:t>
+      </w:r>
+      <w:proofErr w:type="gramStart"/>
+      <w:r>
+        <w:rPr>
+          <w:rFonts w:eastAsiaTheme="majorEastAsia" w:cstheme="minorHAnsi"/>
+          <w:spacing w:val="-10"/>
+          <w:kern w:val="28"/>
+          <w:sz w:val="28"/>
+          <w:szCs w:val="28"/>
+        </w:rPr>
+        <w:t>3.10,</w:t>
+      </w:r>
+      <w:proofErr w:type="gramEnd"/>
+      <w:r>
+        <w:rPr>
+          <w:rFonts w:eastAsiaTheme="majorEastAsia" w:cstheme="minorHAnsi"/>
+          <w:spacing w:val="-10"/>
+          <w:kern w:val="28"/>
+          <w:sz w:val="28"/>
+          <w:szCs w:val="28"/>
+        </w:rPr>
+        <w:t xml:space="preserve"> we had to swap it out for </w:t>
+      </w:r>
+      <w:proofErr w:type="spellStart"/>
+      <w:r>
+        <w:rPr>
+          <w:rFonts w:eastAsiaTheme="majorEastAsia" w:cstheme="minorHAnsi"/>
+          <w:spacing w:val="-10"/>
+          <w:kern w:val="28"/>
+          <w:sz w:val="28"/>
+          <w:szCs w:val="28"/>
+        </w:rPr>
+        <w:t>PyAV</w:t>
+      </w:r>
+      <w:proofErr w:type="spellEnd"/>
+      <w:r>
+        <w:rPr>
+          <w:rFonts w:eastAsiaTheme="majorEastAsia" w:cstheme="minorHAnsi"/>
+          <w:spacing w:val="-10"/>
+          <w:kern w:val="28"/>
+          <w:sz w:val="28"/>
+          <w:szCs w:val="28"/>
+        </w:rPr>
+        <w:t>.</w:t>
       </w:r>
     </w:p>
     <w:p>
@@ -2749,15 +3216,27 @@
           <w:szCs w:val="28"/>
         </w:rPr>
       </w:pPr>
-      <w:r>
-        <w:rPr>
-          <w:rFonts w:eastAsiaTheme="majorEastAsia" w:cstheme="minorHAnsi"/>
-          <w:spacing w:val="-10"/>
-          <w:kern w:val="28"/>
-          <w:sz w:val="28"/>
-          <w:szCs w:val="28"/>
-        </w:rPr>
-        <w:t>WiFi latency changes, battery level affects how the motors respond</w:t>
+      <w:proofErr w:type="spellStart"/>
+      <w:r>
+        <w:rPr>
+          <w:rFonts w:eastAsiaTheme="majorEastAsia" w:cstheme="minorHAnsi"/>
+          <w:spacing w:val="-10"/>
+          <w:kern w:val="28"/>
+          <w:sz w:val="28"/>
+          <w:szCs w:val="28"/>
+        </w:rPr>
+        <w:t>WiFi</w:t>
+      </w:r>
+      <w:proofErr w:type="spellEnd"/>
+      <w:r>
+        <w:rPr>
+          <w:rFonts w:eastAsiaTheme="majorEastAsia" w:cstheme="minorHAnsi"/>
+          <w:spacing w:val="-10"/>
+          <w:kern w:val="28"/>
+          <w:sz w:val="28"/>
+          <w:szCs w:val="28"/>
+        </w:rPr>
+        <w:t xml:space="preserve"> latency changes, battery level affects how the motors respond</w:t>
       </w:r>
       <w:r>
         <w:rPr>
@@ -3022,7 +3501,29 @@
           <w:sz w:val="28"/>
           <w:szCs w:val="28"/>
         </w:rPr>
-        <w:t>Once we added them and capped at 7Hz it went from unusable to actually smooth.</w:t>
+        <w:t xml:space="preserve">Once we added them and capped at 7Hz it went from unusable to </w:t>
+      </w:r>
+      <w:proofErr w:type="gramStart"/>
+      <w:r>
+        <w:rPr>
+          <w:rFonts w:eastAsiaTheme="majorEastAsia" w:cstheme="minorHAnsi"/>
+          <w:spacing w:val="-10"/>
+          <w:kern w:val="28"/>
+          <w:sz w:val="28"/>
+          <w:szCs w:val="28"/>
+        </w:rPr>
+        <w:t>actually smooth</w:t>
+      </w:r>
+      <w:proofErr w:type="gramEnd"/>
+      <w:r>
+        <w:rPr>
+          <w:rFonts w:eastAsiaTheme="majorEastAsia" w:cstheme="minorHAnsi"/>
+          <w:spacing w:val="-10"/>
+          <w:kern w:val="28"/>
+          <w:sz w:val="28"/>
+          <w:szCs w:val="28"/>
+        </w:rPr>
+        <w:t>.</w:t>
       </w:r>
     </w:p>
     <w:p>
@@ -3094,7 +3595,29 @@
           <w:sz w:val="28"/>
           <w:szCs w:val="28"/>
         </w:rPr>
-        <w:t xml:space="preserve"> (especially when its making a break for you)</w:t>
+        <w:t xml:space="preserve"> (especially when </w:t>
+      </w:r>
+      <w:proofErr w:type="gramStart"/>
+      <w:r>
+        <w:rPr>
+          <w:rFonts w:eastAsiaTheme="majorEastAsia" w:cstheme="minorHAnsi"/>
+          <w:spacing w:val="-10"/>
+          <w:kern w:val="28"/>
+          <w:sz w:val="28"/>
+          <w:szCs w:val="28"/>
+        </w:rPr>
+        <w:t>its</w:t>
+      </w:r>
+      <w:proofErr w:type="gramEnd"/>
+      <w:r>
+        <w:rPr>
+          <w:rFonts w:eastAsiaTheme="majorEastAsia" w:cstheme="minorHAnsi"/>
+          <w:spacing w:val="-10"/>
+          <w:kern w:val="28"/>
+          <w:sz w:val="28"/>
+          <w:szCs w:val="28"/>
+        </w:rPr>
+        <w:t xml:space="preserve"> making a break for you)</w:t>
       </w:r>
       <w:r>
         <w:rPr>
@@ -3190,15 +3713,27 @@
           <w:szCs w:val="28"/>
         </w:rPr>
       </w:pPr>
-      <w:r>
-        <w:rPr>
-          <w:rFonts w:eastAsiaTheme="majorEastAsia" w:cstheme="minorHAnsi"/>
-          <w:spacing w:val="-10"/>
-          <w:kern w:val="28"/>
-          <w:sz w:val="28"/>
-          <w:szCs w:val="28"/>
-        </w:rPr>
-        <w:t>Plus in the end our data worked out better since it was trained in both similar lighting and with our actual bodies.</w:t>
+      <w:proofErr w:type="gramStart"/>
+      <w:r>
+        <w:rPr>
+          <w:rFonts w:eastAsiaTheme="majorEastAsia" w:cstheme="minorHAnsi"/>
+          <w:spacing w:val="-10"/>
+          <w:kern w:val="28"/>
+          <w:sz w:val="28"/>
+          <w:szCs w:val="28"/>
+        </w:rPr>
+        <w:t>Plus</w:t>
+      </w:r>
+      <w:proofErr w:type="gramEnd"/>
+      <w:r>
+        <w:rPr>
+          <w:rFonts w:eastAsiaTheme="majorEastAsia" w:cstheme="minorHAnsi"/>
+          <w:spacing w:val="-10"/>
+          <w:kern w:val="28"/>
+          <w:sz w:val="28"/>
+          <w:szCs w:val="28"/>
+        </w:rPr>
+        <w:t xml:space="preserve"> in the end our data worked out better since it was trained in both similar lighting and with our actual bodies.</w:t>
       </w:r>
     </w:p>
     <w:p>
@@ -3239,7 +3774,29 @@
           <w:sz w:val="28"/>
           <w:szCs w:val="28"/>
         </w:rPr>
-        <w:t xml:space="preserve">Every bit of lab time we had went towards testing things that actually need the hardware. </w:t>
+        <w:t xml:space="preserve">Every bit of lab time we had went towards testing things that </w:t>
+      </w:r>
+      <w:proofErr w:type="gramStart"/>
+      <w:r>
+        <w:rPr>
+          <w:rFonts w:eastAsiaTheme="majorEastAsia" w:cstheme="minorHAnsi"/>
+          <w:spacing w:val="-10"/>
+          <w:kern w:val="28"/>
+          <w:sz w:val="28"/>
+          <w:szCs w:val="28"/>
+        </w:rPr>
+        <w:t>actually need</w:t>
+      </w:r>
+      <w:proofErr w:type="gramEnd"/>
+      <w:r>
+        <w:rPr>
+          <w:rFonts w:eastAsiaTheme="majorEastAsia" w:cstheme="minorHAnsi"/>
+          <w:spacing w:val="-10"/>
+          <w:kern w:val="28"/>
+          <w:sz w:val="28"/>
+          <w:szCs w:val="28"/>
+        </w:rPr>
+        <w:t xml:space="preserve"> the hardware. </w:t>
       </w:r>
     </w:p>
     <w:p>
@@ -3281,7 +3838,51 @@
           <w:sz w:val="28"/>
           <w:szCs w:val="28"/>
         </w:rPr>
-        <w:t>This was especially useful for person-following and hunt mode since the real world conditions were pretty different from what the simulator could replicate</w:t>
+        <w:t xml:space="preserve">This was especially useful for person-following and hunt mode since the </w:t>
+      </w:r>
+      <w:proofErr w:type="gramStart"/>
+      <w:r>
+        <w:rPr>
+          <w:rFonts w:eastAsiaTheme="majorEastAsia" w:cstheme="minorHAnsi"/>
+          <w:spacing w:val="-10"/>
+          <w:kern w:val="28"/>
+          <w:sz w:val="28"/>
+          <w:szCs w:val="28"/>
+        </w:rPr>
+        <w:t>real world</w:t>
+      </w:r>
+      <w:proofErr w:type="gramEnd"/>
+      <w:r>
+        <w:rPr>
+          <w:rFonts w:eastAsiaTheme="majorEastAsia" w:cstheme="minorHAnsi"/>
+          <w:spacing w:val="-10"/>
+          <w:kern w:val="28"/>
+          <w:sz w:val="28"/>
+          <w:szCs w:val="28"/>
+        </w:rPr>
+        <w:t xml:space="preserve"> conditions were </w:t>
+      </w:r>
+      <w:proofErr w:type="gramStart"/>
+      <w:r>
+        <w:rPr>
+          <w:rFonts w:eastAsiaTheme="majorEastAsia" w:cstheme="minorHAnsi"/>
+          <w:spacing w:val="-10"/>
+          <w:kern w:val="28"/>
+          <w:sz w:val="28"/>
+          <w:szCs w:val="28"/>
+        </w:rPr>
+        <w:t>pretty different</w:t>
+      </w:r>
+      <w:proofErr w:type="gramEnd"/>
+      <w:r>
+        <w:rPr>
+          <w:rFonts w:eastAsiaTheme="majorEastAsia" w:cstheme="minorHAnsi"/>
+          <w:spacing w:val="-10"/>
+          <w:kern w:val="28"/>
+          <w:sz w:val="28"/>
+          <w:szCs w:val="28"/>
+        </w:rPr>
+        <w:t xml:space="preserve"> from what the simulator could replicate</w:t>
       </w:r>
       <w:r>
         <w:rPr>
@@ -3805,8 +4406,20 @@
                 <w:sz w:val="28"/>
                 <w:szCs w:val="28"/>
               </w:rPr>
-              <w:t>Josh-Alsybury</w:t>
+              <w:t>Josh-</w:t>
             </w:r>
+            <w:proofErr w:type="spellStart"/>
+            <w:r>
+              <w:rPr>
+                <w:rFonts w:eastAsiaTheme="majorEastAsia" w:cstheme="minorHAnsi"/>
+                <w:spacing w:val="-10"/>
+                <w:kern w:val="28"/>
+                <w:sz w:val="28"/>
+                <w:szCs w:val="28"/>
+              </w:rPr>
+              <w:t>Alsybury</w:t>
+            </w:r>
+            <w:proofErr w:type="spellEnd"/>
           </w:p>
         </w:tc>
         <w:tc>
@@ -4417,27 +5030,9 @@
   </w:abstractNum>
   <w:num w:numId="1" w16cid:durableId="1180118500">
     <w:abstractNumId w:val="1"/>
-    <w:lvlOverride w:ilvl="0"/>
-    <w:lvlOverride w:ilvl="1"/>
-    <w:lvlOverride w:ilvl="2"/>
-    <w:lvlOverride w:ilvl="3"/>
-    <w:lvlOverride w:ilvl="4"/>
-    <w:lvlOverride w:ilvl="5"/>
-    <w:lvlOverride w:ilvl="6"/>
-    <w:lvlOverride w:ilvl="7"/>
-    <w:lvlOverride w:ilvl="8"/>
   </w:num>
   <w:num w:numId="2" w16cid:durableId="1263341365">
     <w:abstractNumId w:val="4"/>
-    <w:lvlOverride w:ilvl="0"/>
-    <w:lvlOverride w:ilvl="1"/>
-    <w:lvlOverride w:ilvl="2"/>
-    <w:lvlOverride w:ilvl="3"/>
-    <w:lvlOverride w:ilvl="4"/>
-    <w:lvlOverride w:ilvl="5"/>
-    <w:lvlOverride w:ilvl="6"/>
-    <w:lvlOverride w:ilvl="7"/>
-    <w:lvlOverride w:ilvl="8"/>
   </w:num>
   <w:num w:numId="3" w16cid:durableId="1725711198">
     <w:abstractNumId w:val="0"/>
@@ -5052,6 +5647,7 @@
   <w:style w:type="character" w:default="1" w:styleId="DefaultParagraphFont">
     <w:name w:val="Default Paragraph Font"/>
     <w:uiPriority w:val="1"/>
+    <w:semiHidden/>
     <w:unhideWhenUsed/>
   </w:style>
   <w:style w:type="table" w:default="1" w:styleId="TableNormal">
